--- a/Spotify/SpotifyTracks/Report_202210370311264_Al Fitra Nur Ramadhani.docx
+++ b/Spotify/SpotifyTracks/Report_202210370311264_Al Fitra Nur Ramadhani.docx
@@ -145,16 +145,7 @@
           <w:sz w:val="40"/>
           <w:szCs w:val="40"/>
         </w:rPr>
-        <w:t xml:space="preserve"> &amp; Integration </w:t>
-      </w:r>
-      <w:r>
-        <w:rPr>
-          <w:b/>
-          <w:bCs/>
-          <w:sz w:val="40"/>
-          <w:szCs w:val="40"/>
-        </w:rPr>
-        <w:t>Spotify Tracks</w:t>
+        <w:t xml:space="preserve"> &amp; Integration Spotify Tracks</w:t>
       </w:r>
     </w:p>
     <w:p>
@@ -553,15 +544,40 @@
       </w:hyperlink>
     </w:p>
     <w:p>
-      <w:pPr>
-        <w:jc w:val="both"/>
-      </w:pPr>
-      <w:r>
-        <w:rPr>
-          <w:b/>
-          <w:bCs/>
-        </w:rPr>
-        <w:t>Link GitHub (</w:t>
+      <w:r>
+        <w:rPr>
+          <w:b/>
+          <w:bCs/>
+        </w:rPr>
+        <w:t>Link</w:t>
+      </w:r>
+      <w:r>
+        <w:rPr>
+          <w:b/>
+          <w:bCs/>
+        </w:rPr>
+        <w:t xml:space="preserve"> </w:t>
+      </w:r>
+      <w:r>
+        <w:rPr>
+          <w:b/>
+          <w:bCs/>
+        </w:rPr>
+        <w:t>GitHub</w:t>
+      </w:r>
+      <w:r>
+        <w:rPr>
+          <w:b/>
+          <w:bCs/>
+        </w:rPr>
+        <w:t xml:space="preserve"> </w:t>
+      </w:r>
+      <w:r>
+        <w:rPr>
+          <w:b/>
+          <w:bCs/>
+        </w:rPr>
+        <w:t>(</w:t>
       </w:r>
       <w:proofErr w:type="spellStart"/>
       <w:r>
@@ -577,31 +593,27 @@
           <w:b/>
           <w:bCs/>
         </w:rPr>
-        <w:t xml:space="preserve"> Notebook)</w:t>
-      </w:r>
-      <w:r>
-        <w:t xml:space="preserve"> : </w:t>
+        <w:t xml:space="preserve"> </w:t>
+      </w:r>
+      <w:r>
+        <w:rPr>
+          <w:b/>
+          <w:bCs/>
+        </w:rPr>
+        <w:t>Notebook)</w:t>
+      </w:r>
+      <w:r>
+        <w:t>:</w:t>
+      </w:r>
+      <w:r>
+        <w:t xml:space="preserve"> </w:t>
       </w:r>
       <w:hyperlink r:id="rId6" w:history="1">
         <w:r>
           <w:rPr>
             <w:rStyle w:val="Hyperlink"/>
           </w:rPr>
-          <w:t>DATA-INFORMATION-KNOWLEDGE/Spotify/</w:t>
-        </w:r>
-        <w:proofErr w:type="spellStart"/>
-        <w:r>
-          <w:rPr>
-            <w:rStyle w:val="Hyperlink"/>
-          </w:rPr>
-          <w:t>SpotifyTracks</w:t>
-        </w:r>
-        <w:proofErr w:type="spellEnd"/>
-        <w:r>
-          <w:rPr>
-            <w:rStyle w:val="Hyperlink"/>
-          </w:rPr>
-          <w:t xml:space="preserve"> at main · </w:t>
+          <w:t xml:space="preserve">DATA-INFORMATION-KNOWLEDGE/Spotify/SpotifyTracks/DataPreprocessing.ipynb at main · </w:t>
         </w:r>
         <w:proofErr w:type="spellStart"/>
         <w:r>
@@ -725,6 +737,9 @@
         <w:jc w:val="both"/>
       </w:pPr>
       <w:r>
+        <w:rPr>
+          <w:noProof/>
+        </w:rPr>
         <w:drawing>
           <wp:anchor distT="0" distB="0" distL="114300" distR="114300" simplePos="0" relativeHeight="251658240" behindDoc="0" locked="0" layoutInCell="1" allowOverlap="1" wp14:anchorId="6FE53D17" wp14:editId="5400B12F">
             <wp:simplePos x="0" y="0"/>
@@ -994,6 +1009,9 @@
         <w:jc w:val="both"/>
       </w:pPr>
       <w:r>
+        <w:rPr>
+          <w:noProof/>
+        </w:rPr>
         <w:lastRenderedPageBreak/>
         <w:drawing>
           <wp:inline distT="0" distB="0" distL="0" distR="0" wp14:anchorId="51969081" wp14:editId="0A055DBE">
@@ -1146,6 +1164,9 @@
         <w:jc w:val="both"/>
       </w:pPr>
       <w:r>
+        <w:rPr>
+          <w:noProof/>
+        </w:rPr>
         <w:drawing>
           <wp:inline distT="0" distB="0" distL="0" distR="0" wp14:anchorId="4CBA55F5" wp14:editId="26AF1419">
             <wp:extent cx="5943600" cy="2400935"/>
@@ -1289,6 +1310,9 @@
         <w:jc w:val="both"/>
       </w:pPr>
       <w:r>
+        <w:rPr>
+          <w:noProof/>
+        </w:rPr>
         <w:drawing>
           <wp:inline distT="0" distB="0" distL="0" distR="0" wp14:anchorId="44407895" wp14:editId="63D3657B">
             <wp:extent cx="1188720" cy="1803375"/>
@@ -1562,6 +1586,9 @@
         <w:jc w:val="both"/>
       </w:pPr>
       <w:r>
+        <w:rPr>
+          <w:noProof/>
+        </w:rPr>
         <w:lastRenderedPageBreak/>
         <w:drawing>
           <wp:inline distT="0" distB="0" distL="0" distR="0" wp14:anchorId="3C7BDF39" wp14:editId="56CAD0A8">
